--- a/defense/docs/DEFINITIONS_KZ_GOST_2026-06-17.docx
+++ b/defense/docs/DEFINITIONS_KZ_GOST_2026-06-17.docx
@@ -183,7 +183,7 @@
           <w:i w:val="0"/>
           <w:sz w:val="28"/>
         </w:rPr>
-        <w:t xml:space="preserve"> — оқыту деректерінің вариабельділігін арттыру және жалпылауды жақсарту үшін қолданылатын кескін түрлендірулері (аударып шығару, бұру, масштабтау, жарықтық/контраст, PCA түс); конвейердің тек оқытуға арналған 6-кезеңі.</w:t>
+        <w:t xml:space="preserve"> — оқыту деректерінің вариабельділігін арттыру және жалпылауды жақсарту үшін қолданылатын кескін түрлендірулері (біртұтас аффинді, ColorJitter [жарықтылық/контраст/қанығу/реңк], Гаусс шуы, JPEG компрессия); конвейердің тек оқытуға арналған 6-кезеңі.</w:t>
       </w:r>
     </w:p>
     <w:p>
